--- a/media/R25999/output_dir/静态软件项.docx
+++ b/media/R25999/output_dir/静态软件项.docx
@@ -202,7 +202,6 @@
                   <w:pPr>
                     <w:jc w:val="center"/>
                   </w:pPr>
-                  <w:r/>
                   <w:r>
                     <w:rPr>
                       <w:rFonts w:ascii="黑体" w:hAnsi="黑体" w:eastAsia="黑体"/>
@@ -235,7 +234,6 @@
                   <w:pPr>
                     <w:jc w:val="center"/>
                   </w:pPr>
-                  <w:r/>
                   <w:r>
                     <w:rPr>
                       <w:rFonts w:ascii="黑体" w:hAnsi="黑体" w:eastAsia="黑体"/>
@@ -268,7 +266,6 @@
                   <w:pPr>
                     <w:jc w:val="center"/>
                   </w:pPr>
-                  <w:r/>
                   <w:r>
                     <w:rPr>
                       <w:rFonts w:ascii="黑体" w:hAnsi="黑体" w:eastAsia="黑体"/>
@@ -301,7 +298,6 @@
                   <w:pPr>
                     <w:jc w:val="center"/>
                   </w:pPr>
-                  <w:r/>
                   <w:r>
                     <w:rPr>
                       <w:rFonts w:ascii="黑体" w:hAnsi="黑体" w:eastAsia="黑体"/>
@@ -334,7 +330,6 @@
                   <w:pPr>
                     <w:jc w:val="center"/>
                   </w:pPr>
-                  <w:r/>
                   <w:r>
                     <w:rPr>
                       <w:rFonts w:ascii="黑体" w:hAnsi="黑体" w:eastAsia="黑体"/>
@@ -394,6 +389,9 @@
                   </w:tcBorders>
                 </w:tcPr>
                 <w:p>
+                  <w:pPr>
+                    <w:jc w:val="left"/>
+                  </w:pPr>
                   <w:r>
                     <w:t>静态软件项表21</w:t>
                   </w:r>
@@ -419,6 +417,9 @@
                   </w:tcBorders>
                 </w:tcPr>
                 <w:p>
+                  <w:pPr>
+                    <w:jc w:val="left"/>
+                  </w:pPr>
                   <w:r>
                     <w:t>静态软件项表22</w:t>
                   </w:r>
@@ -444,6 +445,9 @@
                   </w:tcBorders>
                 </w:tcPr>
                 <w:p>
+                  <w:pPr>
+                    <w:jc w:val="left"/>
+                  </w:pPr>
                   <w:r>
                     <w:t>静态软件项表23</w:t>
                   </w:r>
@@ -469,6 +473,9 @@
                   </w:tcBorders>
                 </w:tcPr>
                 <w:p>
+                  <w:pPr>
+                    <w:jc w:val="left"/>
+                  </w:pPr>
                   <w:r>
                     <w:t>114</w:t>
                   </w:r>
@@ -524,6 +531,9 @@
                   </w:tcBorders>
                 </w:tcPr>
                 <w:p>
+                  <w:pPr>
+                    <w:jc w:val="left"/>
+                  </w:pPr>
                   <w:r>
                     <w:t>静态软件项表31</w:t>
                   </w:r>
@@ -549,6 +559,9 @@
                   </w:tcBorders>
                 </w:tcPr>
                 <w:p>
+                  <w:pPr>
+                    <w:jc w:val="left"/>
+                  </w:pPr>
                   <w:r>
                     <w:t>静态软件项表32</w:t>
                   </w:r>
@@ -574,6 +587,9 @@
                   </w:tcBorders>
                 </w:tcPr>
                 <w:p>
+                  <w:pPr>
+                    <w:jc w:val="left"/>
+                  </w:pPr>
                   <w:r>
                     <w:t>静态软件项表33</w:t>
                   </w:r>
@@ -599,6 +615,9 @@
                   </w:tcBorders>
                 </w:tcPr>
                 <w:p>
+                  <w:pPr>
+                    <w:jc w:val="left"/>
+                  </w:pPr>
                   <w:r>
                     <w:t>224</w:t>
                   </w:r>
